--- a/tracked_scripts/u1/m4/warmup/Module 4 - Unedited Script.docx
+++ b/tracked_scripts/u1/m4/warmup/Module 4 - Unedited Script.docx
@@ -117,6 +117,48 @@
     </w:p>
     <w:p>
       <w:pPr>
+        <w:spacing w:before="120" w:after="40"/>
+      </w:pPr>
+      <w:r>
+        <w:rPr>
+          <w:rFonts w:ascii="Calibri" w:hAnsi="Calibri"/>
+          <w:b/>
+          <w:i w:val="0"/>
+        </w:rPr>
+        <w:t xml:space="preserve">Building From: </w:t>
+      </w:r>
+      <w:r>
+        <w:rPr>
+          <w:rFonts w:ascii="Calibri" w:hAnsi="Calibri"/>
+          <w:b w:val="0"/>
+          <w:i w:val="0"/>
+        </w:rPr>
+        <w:t>Students learned to create BOTH picture graphs AND bar graphs with scale of 5\. They understand skip-counting as the strategy for reading scaled graphs. They know that bars show the same data as symbols ("same data, different format"). They are comfortable with both vertical and horizontal orientations. M3 Synthesis told them: "Next time: scale of 10\. Each symbol will show even more\!"</w:t>
+      </w:r>
+    </w:p>
+    <w:p>
+      <w:pPr>
+        <w:spacing w:before="40" w:after="40"/>
+      </w:pPr>
+      <w:r>
+        <w:rPr>
+          <w:rFonts w:ascii="Calibri" w:hAnsi="Calibri"/>
+          <w:b/>
+          <w:i w:val="0"/>
+        </w:rPr>
+        <w:t xml:space="preserve">Building Toward: </w:t>
+      </w:r>
+      <w:r>
+        <w:rPr>
+          <w:rFonts w:ascii="Calibri" w:hAnsi="Calibri"/>
+          <w:b w:val="0"/>
+          <w:i w:val="0"/>
+        </w:rPr>
+        <w:t>Students will learn to CHOOSE the right scale for their data. M4 gives them a fourth scale in their toolkit (1, 2, 5, 10). M5's focus is strategic decision-making: "If data ranges from 5-47, which scale works best?" M4 does NOT include scale comparison or selection—students use scale of 10 exclusively. ---</w:t>
+      </w:r>
+    </w:p>
+    <w:p>
+      <w:pPr>
         <w:spacing w:before="160" w:after="0"/>
       </w:pPr>
     </w:p>
@@ -231,7 +273,7 @@
           <w:b/>
           <w:i w:val="0"/>
         </w:rPr>
-        <w:t xml:space="preserve">• Options:  </w:t>
+        <w:t xml:space="preserve">• Answer option (optional):  </w:t>
       </w:r>
       <w:r>
         <w:rPr>
@@ -241,7 +283,7 @@
           <w:color w:val="6E6E6E"/>
           <w:sz w:val="19"/>
         </w:rPr>
-        <w:t>The available answer choices</w:t>
+        <w:t>The available answer choice, nested under Prompt</w:t>
       </w:r>
     </w:p>
     <w:p>
@@ -382,9 +424,7 @@
         <w:rPr>
           <w:rFonts w:ascii="Calibri" w:hAnsi="Calibri"/>
           <w:b/>
-          <w:i/>
-          <w:color w:val="6E6E6E"/>
-          <w:sz w:val="19"/>
+          <w:i w:val="0"/>
         </w:rPr>
         <w:t xml:space="preserve">Visual: </w:t>
       </w:r>
@@ -392,9 +432,7 @@
         <w:rPr>
           <w:rFonts w:ascii="Calibri" w:hAnsi="Calibri"/>
           <w:b w:val="0"/>
-          <w:i/>
-          <w:color w:val="6E6E6E"/>
-          <w:sz w:val="19"/>
+          <w:i w:val="0"/>
         </w:rPr>
         <w:t>Animated Minis characters appear collecting items. Four categories visible: Red, Blue, Green, and Yellow Minis.</w:t>
       </w:r>
@@ -430,9 +468,7 @@
         <w:rPr>
           <w:rFonts w:ascii="Calibri" w:hAnsi="Calibri"/>
           <w:b/>
-          <w:i/>
-          <w:color w:val="6E6E6E"/>
-          <w:sz w:val="19"/>
+          <w:i w:val="0"/>
         </w:rPr>
         <w:t xml:space="preserve">Visual: </w:t>
       </w:r>
@@ -440,9 +476,7 @@
         <w:rPr>
           <w:rFonts w:ascii="Calibri" w:hAnsi="Calibri"/>
           <w:b w:val="0"/>
-          <w:i/>
-          <w:color w:val="6E6E6E"/>
-          <w:sz w:val="19"/>
+          <w:i w:val="0"/>
         </w:rPr>
         <w:t>Student counts items across categories. Results: Red Minis 20, Blue Minis 40, Green Minis 30, Yellow Minis 50. Values display as multiples of 10 with clear differences.</w:t>
       </w:r>
@@ -487,9 +521,7 @@
         <w:rPr>
           <w:rFonts w:ascii="Calibri" w:hAnsi="Calibri"/>
           <w:b/>
-          <w:i/>
-          <w:color w:val="6E6E6E"/>
-          <w:sz w:val="19"/>
+          <w:i w:val="0"/>
         </w:rPr>
         <w:t xml:space="preserve">Visual: </w:t>
       </w:r>
@@ -497,9 +529,7 @@
         <w:rPr>
           <w:rFonts w:ascii="Calibri" w:hAnsi="Calibri"/>
           <w:b w:val="0"/>
-          <w:i/>
-          <w:color w:val="6E6E6E"/>
-          <w:sz w:val="19"/>
+          <w:i w:val="0"/>
         </w:rPr>
         <w:t>Left vertical picture graph appears. Student's data shown with scale of 5. Key: each star symbol = 5.</w:t>
       </w:r>
@@ -513,9 +543,7 @@
         <w:rPr>
           <w:rFonts w:ascii="Calibri" w:hAnsi="Calibri"/>
           <w:b/>
-          <w:i/>
-          <w:color w:val="6E6E6E"/>
-          <w:sz w:val="19"/>
+          <w:i w:val="0"/>
         </w:rPr>
         <w:t xml:space="preserve">Visual: </w:t>
       </w:r>
@@ -523,9 +551,7 @@
         <w:rPr>
           <w:rFonts w:ascii="Calibri" w:hAnsi="Calibri"/>
           <w:b w:val="0"/>
-          <w:i/>
-          <w:color w:val="6E6E6E"/>
-          <w:sz w:val="19"/>
+          <w:i w:val="0"/>
         </w:rPr>
         <w:t>Right vertical picture graph appears. Same data shown with scale of 10. Key: each star symbol = 10.</w:t>
       </w:r>
@@ -626,7 +652,21 @@
     </w:p>
     <w:p>
       <w:pPr>
-        <w:spacing w:before="60" w:after="20"/>
+        <w:spacing w:before="80" w:after="40"/>
+        <w:ind w:left="0"/>
+      </w:pPr>
+      <w:r>
+        <w:rPr>
+          <w:rFonts w:ascii="Calibri" w:hAnsi="Calibri"/>
+          <w:b/>
+          <w:i w:val="0"/>
+        </w:rPr>
+        <w:t>Based on student response:</w:t>
+      </w:r>
+    </w:p>
+    <w:p>
+      <w:pPr>
+        <w:spacing w:before="40" w:after="20"/>
         <w:ind w:left="0"/>
       </w:pPr>
       <w:r>
@@ -656,9 +696,7 @@
         <w:rPr>
           <w:rFonts w:ascii="Calibri" w:hAnsi="Calibri"/>
           <w:b/>
-          <w:i/>
-          <w:color w:val="6E6E6E"/>
-          <w:sz w:val="19"/>
+          <w:i w:val="0"/>
         </w:rPr>
         <w:t xml:space="preserve">Visual: </w:t>
       </w:r>
@@ -666,9 +704,7 @@
         <w:rPr>
           <w:rFonts w:ascii="Calibri" w:hAnsi="Calibri"/>
           <w:b w:val="0"/>
-          <w:i/>
-          <w:color w:val="6E6E6E"/>
-          <w:sz w:val="19"/>
+          <w:i w:val="0"/>
         </w:rPr>
         <w:t>Right graph highlights to confirm selection.</w:t>
       </w:r>
@@ -697,8 +733,8 @@
     </w:p>
     <w:p>
       <w:pPr>
-        <w:spacing w:before="60" w:after="20"/>
-        <w:ind w:left="432"/>
+        <w:spacing w:before="40" w:after="20"/>
+        <w:ind w:left="0"/>
       </w:pPr>
       <w:r>
         <w:rPr>
@@ -721,15 +757,13 @@
     <w:p>
       <w:pPr>
         <w:spacing w:before="20" w:after="20"/>
-        <w:ind w:left="720"/>
+        <w:ind w:left="0"/>
       </w:pPr>
       <w:r>
         <w:rPr>
           <w:rFonts w:ascii="Calibri" w:hAnsi="Calibri"/>
           <w:b/>
-          <w:i/>
-          <w:color w:val="6E6E6E"/>
-          <w:sz w:val="19"/>
+          <w:i w:val="0"/>
         </w:rPr>
         <w:t xml:space="preserve">Visual: </w:t>
       </w:r>
@@ -737,9 +771,7 @@
         <w:rPr>
           <w:rFonts w:ascii="Calibri" w:hAnsi="Calibri"/>
           <w:b w:val="0"/>
-          <w:i/>
-          <w:color w:val="6E6E6E"/>
-          <w:sz w:val="19"/>
+          <w:i w:val="0"/>
         </w:rPr>
         <w:t>Left graph highlights.</w:t>
       </w:r>
@@ -747,15 +779,13 @@
     <w:p>
       <w:pPr>
         <w:spacing w:before="20" w:after="20"/>
-        <w:ind w:left="720"/>
+        <w:ind w:left="0"/>
       </w:pPr>
       <w:r>
         <w:rPr>
           <w:rFonts w:ascii="Calibri" w:hAnsi="Calibri"/>
           <w:b/>
-          <w:i/>
-          <w:color w:val="6E6E6E"/>
-          <w:sz w:val="19"/>
+          <w:i w:val="0"/>
         </w:rPr>
         <w:t xml:space="preserve">Visual: </w:t>
       </w:r>
@@ -763,9 +793,7 @@
         <w:rPr>
           <w:rFonts w:ascii="Calibri" w:hAnsi="Calibri"/>
           <w:b w:val="0"/>
-          <w:i/>
-          <w:color w:val="6E6E6E"/>
-          <w:sz w:val="19"/>
+          <w:i w:val="0"/>
         </w:rPr>
         <w:t>Right graph highlights.</w:t>
       </w:r>
@@ -773,7 +801,7 @@
     <w:p>
       <w:pPr>
         <w:spacing w:before="20" w:after="20"/>
-        <w:ind w:left="720"/>
+        <w:ind w:left="0"/>
       </w:pPr>
       <w:r>
         <w:rPr>
@@ -794,8 +822,8 @@
     </w:p>
     <w:p>
       <w:pPr>
-        <w:spacing w:before="60" w:after="20"/>
-        <w:ind w:left="432"/>
+        <w:spacing w:before="40" w:after="20"/>
+        <w:ind w:left="0"/>
       </w:pPr>
       <w:r>
         <w:rPr>
@@ -818,15 +846,13 @@
     <w:p>
       <w:pPr>
         <w:spacing w:before="20" w:after="20"/>
-        <w:ind w:left="720"/>
+        <w:ind w:left="0"/>
       </w:pPr>
       <w:r>
         <w:rPr>
           <w:rFonts w:ascii="Calibri" w:hAnsi="Calibri"/>
           <w:b/>
-          <w:i/>
-          <w:color w:val="6E6E6E"/>
-          <w:sz w:val="19"/>
+          <w:i w:val="0"/>
         </w:rPr>
         <w:t xml:space="preserve">Visual: </w:t>
       </w:r>
@@ -834,9 +860,7 @@
         <w:rPr>
           <w:rFonts w:ascii="Calibri" w:hAnsi="Calibri"/>
           <w:b w:val="0"/>
-          <w:i/>
-          <w:color w:val="6E6E6E"/>
-          <w:sz w:val="19"/>
+          <w:i w:val="0"/>
         </w:rPr>
         <w:t>Right graph highlights to show the answer.</w:t>
       </w:r>
@@ -844,7 +868,7 @@
     <w:p>
       <w:pPr>
         <w:spacing w:before="20" w:after="20"/>
-        <w:ind w:left="720"/>
+        <w:ind w:left="0"/>
       </w:pPr>
       <w:r>
         <w:rPr>
@@ -903,9 +927,7 @@
         <w:rPr>
           <w:rFonts w:ascii="Calibri" w:hAnsi="Calibri"/>
           <w:b/>
-          <w:i/>
-          <w:color w:val="6E6E6E"/>
-          <w:sz w:val="19"/>
+          <w:i w:val="0"/>
         </w:rPr>
         <w:t xml:space="preserve">Visual: </w:t>
       </w:r>
@@ -913,9 +935,7 @@
         <w:rPr>
           <w:rFonts w:ascii="Calibri" w:hAnsi="Calibri"/>
           <w:b w:val="0"/>
-          <w:i/>
-          <w:color w:val="6E6E6E"/>
-          <w:sz w:val="19"/>
+          <w:i w:val="0"/>
         </w:rPr>
         <w:t>Vertical picture graph appears on left. Scale 1:10. Dogs=60 (6 symbols), Cats=40 (4 symbols), Fish=30 (3 symbols), Birds=50 (5 symbols). Key: each symbol = 10 votes.</w:t>
       </w:r>
@@ -951,9 +971,7 @@
         <w:rPr>
           <w:rFonts w:ascii="Calibri" w:hAnsi="Calibri"/>
           <w:b/>
-          <w:i/>
-          <w:color w:val="6E6E6E"/>
-          <w:sz w:val="19"/>
+          <w:i w:val="0"/>
         </w:rPr>
         <w:t xml:space="preserve">Visual: </w:t>
       </w:r>
@@ -961,9 +979,7 @@
         <w:rPr>
           <w:rFonts w:ascii="Calibri" w:hAnsi="Calibri"/>
           <w:b w:val="0"/>
-          <w:i/>
-          <w:color w:val="6E6E6E"/>
-          <w:sz w:val="19"/>
+          <w:i w:val="0"/>
         </w:rPr>
         <w:t>Vertical bar graph appears on right. Same Pet Preference data. Dogs=60, Cats=40, Fish=30, Birds=50. Vertical axis shows scale of 10: 0, 10, 20, 30, 40, 50, 60.</w:t>
       </w:r>
@@ -1036,7 +1052,21 @@
     </w:p>
     <w:p>
       <w:pPr>
-        <w:spacing w:before="60" w:after="20"/>
+        <w:spacing w:before="80" w:after="40"/>
+        <w:ind w:left="0"/>
+      </w:pPr>
+      <w:r>
+        <w:rPr>
+          <w:rFonts w:ascii="Calibri" w:hAnsi="Calibri"/>
+          <w:b/>
+          <w:i w:val="0"/>
+        </w:rPr>
+        <w:t>Based on student response:</w:t>
+      </w:r>
+    </w:p>
+    <w:p>
+      <w:pPr>
+        <w:spacing w:before="40" w:after="20"/>
         <w:ind w:left="0"/>
       </w:pPr>
       <w:r>
@@ -1066,9 +1096,7 @@
         <w:rPr>
           <w:rFonts w:ascii="Calibri" w:hAnsi="Calibri"/>
           <w:b/>
-          <w:i/>
-          <w:color w:val="6E6E6E"/>
-          <w:sz w:val="19"/>
+          <w:i w:val="0"/>
         </w:rPr>
         <w:t xml:space="preserve">Visual: </w:t>
       </w:r>
@@ -1076,9 +1104,7 @@
         <w:rPr>
           <w:rFonts w:ascii="Calibri" w:hAnsi="Calibri"/>
           <w:b w:val="0"/>
-          <w:i/>
-          <w:color w:val="6E6E6E"/>
-          <w:sz w:val="19"/>
+          <w:i w:val="0"/>
         </w:rPr>
         <w:t>Birds column highlights on picture graph.</w:t>
       </w:r>
@@ -1107,8 +1133,8 @@
     </w:p>
     <w:p>
       <w:pPr>
-        <w:spacing w:before="60" w:after="20"/>
-        <w:ind w:left="432"/>
+        <w:spacing w:before="40" w:after="20"/>
+        <w:ind w:left="0"/>
       </w:pPr>
       <w:r>
         <w:rPr>
@@ -1131,7 +1157,7 @@
     <w:p>
       <w:pPr>
         <w:spacing w:before="20" w:after="20"/>
-        <w:ind w:left="720"/>
+        <w:ind w:left="0"/>
       </w:pPr>
       <w:r>
         <w:rPr>
@@ -1152,8 +1178,8 @@
     </w:p>
     <w:p>
       <w:pPr>
-        <w:spacing w:before="60" w:after="20"/>
-        <w:ind w:left="432"/>
+        <w:spacing w:before="40" w:after="20"/>
+        <w:ind w:left="0"/>
       </w:pPr>
       <w:r>
         <w:rPr>
@@ -1176,15 +1202,13 @@
     <w:p>
       <w:pPr>
         <w:spacing w:before="20" w:after="20"/>
-        <w:ind w:left="720"/>
+        <w:ind w:left="0"/>
       </w:pPr>
       <w:r>
         <w:rPr>
           <w:rFonts w:ascii="Calibri" w:hAnsi="Calibri"/>
           <w:b/>
-          <w:i/>
-          <w:color w:val="6E6E6E"/>
-          <w:sz w:val="19"/>
+          <w:i w:val="0"/>
         </w:rPr>
         <w:t xml:space="preserve">Visual: </w:t>
       </w:r>
@@ -1192,9 +1216,7 @@
         <w:rPr>
           <w:rFonts w:ascii="Calibri" w:hAnsi="Calibri"/>
           <w:b w:val="0"/>
-          <w:i/>
-          <w:color w:val="6E6E6E"/>
-          <w:sz w:val="19"/>
+          <w:i w:val="0"/>
         </w:rPr>
         <w:t>Birds column highlights on picture graph.</w:t>
       </w:r>
@@ -1202,7 +1224,7 @@
     <w:p>
       <w:pPr>
         <w:spacing w:before="20" w:after="20"/>
-        <w:ind w:left="720"/>
+        <w:ind w:left="0"/>
       </w:pPr>
       <w:r>
         <w:rPr>
@@ -1223,8 +1245,8 @@
     </w:p>
     <w:p>
       <w:pPr>
-        <w:spacing w:before="60" w:after="20"/>
-        <w:ind w:left="432"/>
+        <w:spacing w:before="40" w:after="20"/>
+        <w:ind w:left="0"/>
       </w:pPr>
       <w:r>
         <w:rPr>
@@ -1247,15 +1269,13 @@
     <w:p>
       <w:pPr>
         <w:spacing w:before="20" w:after="20"/>
-        <w:ind w:left="720"/>
+        <w:ind w:left="0"/>
       </w:pPr>
       <w:r>
         <w:rPr>
           <w:rFonts w:ascii="Calibri" w:hAnsi="Calibri"/>
           <w:b/>
-          <w:i/>
-          <w:color w:val="6E6E6E"/>
-          <w:sz w:val="19"/>
+          <w:i w:val="0"/>
         </w:rPr>
         <w:t xml:space="preserve">Visual: </w:t>
       </w:r>
@@ -1263,9 +1283,7 @@
         <w:rPr>
           <w:rFonts w:ascii="Calibri" w:hAnsi="Calibri"/>
           <w:b w:val="0"/>
-          <w:i/>
-          <w:color w:val="6E6E6E"/>
-          <w:sz w:val="19"/>
+          <w:i w:val="0"/>
         </w:rPr>
         <w:t>Birds column highlights on picture graph.</w:t>
       </w:r>
@@ -1273,7 +1291,7 @@
     <w:p>
       <w:pPr>
         <w:spacing w:before="20" w:after="20"/>
-        <w:ind w:left="720"/>
+        <w:ind w:left="0"/>
       </w:pPr>
       <w:r>
         <w:rPr>
@@ -1338,7 +1356,21 @@
     </w:p>
     <w:p>
       <w:pPr>
-        <w:spacing w:before="60" w:after="20"/>
+        <w:spacing w:before="80" w:after="40"/>
+        <w:ind w:left="0"/>
+      </w:pPr>
+      <w:r>
+        <w:rPr>
+          <w:rFonts w:ascii="Calibri" w:hAnsi="Calibri"/>
+          <w:b/>
+          <w:i w:val="0"/>
+        </w:rPr>
+        <w:t>Based on student response:</w:t>
+      </w:r>
+    </w:p>
+    <w:p>
+      <w:pPr>
+        <w:spacing w:before="40" w:after="20"/>
         <w:ind w:left="0"/>
       </w:pPr>
       <w:r>
@@ -1368,9 +1400,7 @@
         <w:rPr>
           <w:rFonts w:ascii="Calibri" w:hAnsi="Calibri"/>
           <w:b/>
-          <w:i/>
-          <w:color w:val="6E6E6E"/>
-          <w:sz w:val="19"/>
+          <w:i w:val="0"/>
         </w:rPr>
         <w:t xml:space="preserve">Visual: </w:t>
       </w:r>
@@ -1378,9 +1408,7 @@
         <w:rPr>
           <w:rFonts w:ascii="Calibri" w:hAnsi="Calibri"/>
           <w:b w:val="0"/>
-          <w:i/>
-          <w:color w:val="6E6E6E"/>
-          <w:sz w:val="19"/>
+          <w:i w:val="0"/>
         </w:rPr>
         <w:t>Birds bar highlights on bar graph.</w:t>
       </w:r>
@@ -1409,8 +1437,8 @@
     </w:p>
     <w:p>
       <w:pPr>
-        <w:spacing w:before="60" w:after="20"/>
-        <w:ind w:left="432"/>
+        <w:spacing w:before="40" w:after="20"/>
+        <w:ind w:left="0"/>
       </w:pPr>
       <w:r>
         <w:rPr>
@@ -1433,7 +1461,7 @@
     <w:p>
       <w:pPr>
         <w:spacing w:before="20" w:after="20"/>
-        <w:ind w:left="720"/>
+        <w:ind w:left="0"/>
       </w:pPr>
       <w:r>
         <w:rPr>
@@ -1454,8 +1482,8 @@
     </w:p>
     <w:p>
       <w:pPr>
-        <w:spacing w:before="60" w:after="20"/>
-        <w:ind w:left="432"/>
+        <w:spacing w:before="40" w:after="20"/>
+        <w:ind w:left="0"/>
       </w:pPr>
       <w:r>
         <w:rPr>
@@ -1478,15 +1506,13 @@
     <w:p>
       <w:pPr>
         <w:spacing w:before="20" w:after="20"/>
-        <w:ind w:left="720"/>
+        <w:ind w:left="0"/>
       </w:pPr>
       <w:r>
         <w:rPr>
           <w:rFonts w:ascii="Calibri" w:hAnsi="Calibri"/>
           <w:b/>
-          <w:i/>
-          <w:color w:val="6E6E6E"/>
-          <w:sz w:val="19"/>
+          <w:i w:val="0"/>
         </w:rPr>
         <w:t xml:space="preserve">Visual: </w:t>
       </w:r>
@@ -1494,9 +1520,7 @@
         <w:rPr>
           <w:rFonts w:ascii="Calibri" w:hAnsi="Calibri"/>
           <w:b w:val="0"/>
-          <w:i/>
-          <w:color w:val="6E6E6E"/>
-          <w:sz w:val="19"/>
+          <w:i w:val="0"/>
         </w:rPr>
         <w:t>Birds bar highlights on bar graph.</w:t>
       </w:r>
@@ -1504,7 +1528,7 @@
     <w:p>
       <w:pPr>
         <w:spacing w:before="20" w:after="20"/>
-        <w:ind w:left="720"/>
+        <w:ind w:left="0"/>
       </w:pPr>
       <w:r>
         <w:rPr>
@@ -1525,8 +1549,8 @@
     </w:p>
     <w:p>
       <w:pPr>
-        <w:spacing w:before="60" w:after="20"/>
-        <w:ind w:left="432"/>
+        <w:spacing w:before="40" w:after="20"/>
+        <w:ind w:left="0"/>
       </w:pPr>
       <w:r>
         <w:rPr>
@@ -1549,15 +1573,13 @@
     <w:p>
       <w:pPr>
         <w:spacing w:before="20" w:after="20"/>
-        <w:ind w:left="720"/>
+        <w:ind w:left="0"/>
       </w:pPr>
       <w:r>
         <w:rPr>
           <w:rFonts w:ascii="Calibri" w:hAnsi="Calibri"/>
           <w:b/>
-          <w:i/>
-          <w:color w:val="6E6E6E"/>
-          <w:sz w:val="19"/>
+          <w:i w:val="0"/>
         </w:rPr>
         <w:t xml:space="preserve">Visual: </w:t>
       </w:r>
@@ -1565,9 +1587,7 @@
         <w:rPr>
           <w:rFonts w:ascii="Calibri" w:hAnsi="Calibri"/>
           <w:b w:val="0"/>
-          <w:i/>
-          <w:color w:val="6E6E6E"/>
-          <w:sz w:val="19"/>
+          <w:i w:val="0"/>
         </w:rPr>
         <w:t>Birds bar highlights on bar graph.</w:t>
       </w:r>
@@ -1575,7 +1595,7 @@
     <w:p>
       <w:pPr>
         <w:spacing w:before="20" w:after="20"/>
-        <w:ind w:left="720"/>
+        <w:ind w:left="0"/>
       </w:pPr>
       <w:r>
         <w:rPr>
@@ -1634,9 +1654,7 @@
         <w:rPr>
           <w:rFonts w:ascii="Calibri" w:hAnsi="Calibri"/>
           <w:b/>
-          <w:i/>
-          <w:color w:val="6E6E6E"/>
-          <w:sz w:val="19"/>
+          <w:i w:val="0"/>
         </w:rPr>
         <w:t xml:space="preserve">Visual: </w:t>
       </w:r>
@@ -1644,9 +1662,7 @@
         <w:rPr>
           <w:rFonts w:ascii="Calibri" w:hAnsi="Calibri"/>
           <w:b w:val="0"/>
-          <w:i/>
-          <w:color w:val="6E6E6E"/>
-          <w:sz w:val="19"/>
+          <w:i w:val="0"/>
         </w:rPr>
         <w:t>Vertical bar graph appears. Favorite Colors data with scale of 10. Red=30, Blue=50, Yellow=60, Green=40.</w:t>
       </w:r>
